--- a/third_party_test_report/闸机维护与更新操作手册.docx
+++ b/third_party_test_report/闸机维护与更新操作手册.docx
@@ -624,7 +624,7 @@
               <w:rPr>
                 <w:b/>
               </w:rPr>
-              <w:t>13064767168</w:t>
+              <w:t>130****7168</w:t>
             </w:r>
           </w:p>
         </w:tc>
@@ -648,14 +648,30 @@
             <w:r>
               <w:rPr>
                 <w:b/>
-                <w:color w:val="FF0000"/>
+                <w:color w:val="808080"/>
               </w:rPr>
-              <w:t>Zaji@@1234</w:t>
+              <w:t>********</w:t>
             </w:r>
           </w:p>
         </w:tc>
       </w:tr>
     </w:tbl>
+    <w:p/>
+    <w:p>
+      <w:r>
+        <w:rPr>
+          <w:b/>
+        </w:rPr>
+        <w:t xml:space="preserve">说明: </w:t>
+      </w:r>
+      <w:r>
+        <w:rPr>
+          <w:i/>
+          <w:color w:val="FF8000"/>
+        </w:rPr>
+        <w:t>上述账号信息已脱敏处理。完整账号密码由系统管理员和供应商维护人员掌握，如需获取请联系相关负责人。</w:t>
+      </w:r>
+    </w:p>
     <w:p/>
     <w:p>
       <w:pPr>
@@ -694,7 +710,15 @@
         <w:ind w:left="360"/>
       </w:pPr>
       <w:r>
-        <w:t>• 如需修改密码，请及时通知相关维护人员</w:t>
+        <w:t>• 完整账号信息由供应商（亿思维科技有限公司）妥善保管</w:t>
+      </w:r>
+    </w:p>
+    <w:p>
+      <w:pPr>
+        <w:ind w:left="360"/>
+      </w:pPr>
+      <w:r>
+        <w:t>• 如需使用完整账号，请联系供应商技术支持人员</w:t>
       </w:r>
     </w:p>
     <w:p/>
